--- a/Documents explicatifs des dispositifs/Dispositif7b_Ecrits_courts_CM1.docx
+++ b/Documents explicatifs des dispositifs/Dispositif7b_Ecrits_courts_CM1.docx
@@ -781,6 +781,317 @@
       </w:pPr>
       <w:r>
         <w:t xml:space="preserve">Progression des critères communs (s'il y en a) sur l'année : rythme d'enrichissement non fixé précisément.</w:t>
+      </w:r>
+    </w:p>
+    <w:p>
+      <w:pPr>
+        <w:pStyle w:val="Heading1"/>
+      </w:pPr>
+      <w:r>
+        <w:t xml:space="preserve">En CM2</w:t>
+      </w:r>
+    </w:p>
+    <w:p>
+      <w:pPr>
+        <w:pStyle w:val="BodyText"/>
+      </w:pPr>
+      <w:r>
+        <w:t xml:space="preserve">Les gammes d’écriture gardent leur format (une à cinq phrases, une contrainte du jour). En CM2, des contraintes reprennent les ajouts des ceintures :</w:t>
+      </w:r>
+    </w:p>
+    <w:tbl>
+      <w:tblPr>
+        <w:tblW w:type="dxa" w:w="9600"/>
+        <w:tblBorders>
+          <w:top w:val="single" w:color="auto" w:sz="4"/>
+          <w:left w:val="single" w:color="auto" w:sz="4"/>
+          <w:bottom w:val="single" w:color="auto" w:sz="4"/>
+          <w:right w:val="single" w:color="auto" w:sz="4"/>
+          <w:insideH w:val="single" w:color="auto" w:sz="4"/>
+          <w:insideV w:val="single" w:color="auto" w:sz="4"/>
+        </w:tblBorders>
+        <w:tblCellMar>
+          <w:left w:w="80" w:type="dxa"/>
+          <w:right w:w="80" w:type="dxa"/>
+        </w:tblCellMar>
+      </w:tblPr>
+      <w:tblGrid>
+        <w:gridCol w:w="7025"/>
+        <w:gridCol w:w="2574"/>
+      </w:tblGrid>
+      <w:tr>
+        <w:trPr>
+          <w:tblHeader/>
+        </w:trPr>
+        <w:tc>
+          <w:tcPr>
+            <w:tcW w:type="dxa" w:w="7025"/>
+            <w:shd w:fill="D9E2F3" w:val="clear"/>
+          </w:tcPr>
+          <w:p>
+            <w:pPr>
+              <w:spacing w:before="20" w:after="20"/>
+            </w:pPr>
+            <w:r>
+              <w:rPr>
+                <w:b/>
+                <w:bCs/>
+              </w:rPr>
+              <w:t xml:space="preserve">Contrainte de la gamme</w:t>
+            </w:r>
+          </w:p>
+        </w:tc>
+        <w:tc>
+          <w:tcPr>
+            <w:tcW w:type="dxa" w:w="2574"/>
+            <w:shd w:fill="D9E2F3" w:val="clear"/>
+          </w:tcPr>
+          <w:p>
+            <w:pPr>
+              <w:spacing w:before="20" w:after="20"/>
+            </w:pPr>
+            <w:r>
+              <w:rPr>
+                <w:b/>
+                <w:bCs/>
+              </w:rPr>
+              <w:t xml:space="preserve">Ceinture CM2</w:t>
+            </w:r>
+          </w:p>
+        </w:tc>
+      </w:tr>
+      <w:tr>
+        <w:tc>
+          <w:tcPr>
+            <w:tcW w:type="dxa" w:w="7025"/>
+          </w:tcPr>
+          <w:p>
+            <w:pPr>
+              <w:spacing w:before="20" w:after="20"/>
+            </w:pPr>
+            <w:r>
+              <w:t xml:space="preserve">Écrire une phrase complexe avec quand, parce que ou si</w:t>
+            </w:r>
+          </w:p>
+        </w:tc>
+        <w:tc>
+          <w:tcPr>
+            <w:tcW w:type="dxa" w:w="2574"/>
+          </w:tcPr>
+          <w:p>
+            <w:pPr>
+              <w:spacing w:before="20" w:after="20"/>
+            </w:pPr>
+            <w:r>
+              <w:t xml:space="preserve">G2</w:t>
+            </w:r>
+          </w:p>
+        </w:tc>
+      </w:tr>
+      <w:tr>
+        <w:tc>
+          <w:tcPr>
+            <w:tcW w:type="dxa" w:w="7025"/>
+          </w:tcPr>
+          <w:p>
+            <w:pPr>
+              <w:spacing w:before="20" w:after="20"/>
+            </w:pPr>
+            <w:r>
+              <w:t xml:space="preserve">Enrichir des noms avec un complément du nom</w:t>
+            </w:r>
+          </w:p>
+        </w:tc>
+        <w:tc>
+          <w:tcPr>
+            <w:tcW w:type="dxa" w:w="2574"/>
+          </w:tcPr>
+          <w:p>
+            <w:pPr>
+              <w:spacing w:before="20" w:after="20"/>
+            </w:pPr>
+            <w:r>
+              <w:t xml:space="preserve">G3</w:t>
+            </w:r>
+          </w:p>
+        </w:tc>
+      </w:tr>
+      <w:tr>
+        <w:tc>
+          <w:tcPr>
+            <w:tcW w:type="dxa" w:w="7025"/>
+          </w:tcPr>
+          <w:p>
+            <w:pPr>
+              <w:spacing w:before="20" w:after="20"/>
+            </w:pPr>
+            <w:r>
+              <w:t xml:space="preserve">Décrire un personnage avec des attributs du sujet (être, sembler, devenir)</w:t>
+            </w:r>
+          </w:p>
+        </w:tc>
+        <w:tc>
+          <w:tcPr>
+            <w:tcW w:type="dxa" w:w="2574"/>
+          </w:tcPr>
+          <w:p>
+            <w:pPr>
+              <w:spacing w:before="20" w:after="20"/>
+            </w:pPr>
+            <w:r>
+              <w:t xml:space="preserve">G7</w:t>
+            </w:r>
+          </w:p>
+        </w:tc>
+      </w:tr>
+      <w:tr>
+        <w:tc>
+          <w:tcPr>
+            <w:tcW w:type="dxa" w:w="7025"/>
+          </w:tcPr>
+          <w:p>
+            <w:pPr>
+              <w:spacing w:before="20" w:after="20"/>
+            </w:pPr>
+            <w:r>
+              <w:t xml:space="preserve">Rapporter une parole avec le sujet après le verbe (« Viens ! » dit sa mère.)</w:t>
+            </w:r>
+          </w:p>
+        </w:tc>
+        <w:tc>
+          <w:tcPr>
+            <w:tcW w:type="dxa" w:w="2574"/>
+          </w:tcPr>
+          <w:p>
+            <w:pPr>
+              <w:spacing w:before="20" w:after="20"/>
+            </w:pPr>
+            <w:r>
+              <w:t xml:space="preserve">G1, G5</w:t>
+            </w:r>
+          </w:p>
+        </w:tc>
+      </w:tr>
+      <w:tr>
+        <w:tc>
+          <w:tcPr>
+            <w:tcW w:type="dxa" w:w="7025"/>
+          </w:tcPr>
+          <w:p>
+            <w:pPr>
+              <w:spacing w:before="20" w:after="20"/>
+            </w:pPr>
+            <w:r>
+              <w:t xml:space="preserve">Raconter en trois phrases au passé simple et à l’imparfait</w:t>
+            </w:r>
+          </w:p>
+        </w:tc>
+        <w:tc>
+          <w:tcPr>
+            <w:tcW w:type="dxa" w:w="2574"/>
+          </w:tcPr>
+          <w:p>
+            <w:pPr>
+              <w:spacing w:before="20" w:after="20"/>
+            </w:pPr>
+            <w:r>
+              <w:t xml:space="preserve">C3, C7</w:t>
+            </w:r>
+          </w:p>
+        </w:tc>
+      </w:tr>
+      <w:tr>
+        <w:tc>
+          <w:tcPr>
+            <w:tcW w:type="dxa" w:w="7025"/>
+          </w:tcPr>
+          <w:p>
+            <w:pPr>
+              <w:spacing w:before="20" w:after="20"/>
+            </w:pPr>
+            <w:r>
+              <w:t xml:space="preserve">Dire ce qui s’était passé avant, au plus-que-parfait</w:t>
+            </w:r>
+          </w:p>
+        </w:tc>
+        <w:tc>
+          <w:tcPr>
+            <w:tcW w:type="dxa" w:w="2574"/>
+          </w:tcPr>
+          <w:p>
+            <w:pPr>
+              <w:spacing w:before="20" w:after="20"/>
+            </w:pPr>
+            <w:r>
+              <w:t xml:space="preserve">C6</w:t>
+            </w:r>
+          </w:p>
+        </w:tc>
+      </w:tr>
+      <w:tr>
+        <w:tc>
+          <w:tcPr>
+            <w:tcW w:type="dxa" w:w="7025"/>
+          </w:tcPr>
+          <w:p>
+            <w:pPr>
+              <w:spacing w:before="20" w:after="20"/>
+            </w:pPr>
+            <w:r>
+              <w:t xml:space="preserve">Écrire quatre phrases dans un même champ lexical</w:t>
+            </w:r>
+          </w:p>
+        </w:tc>
+        <w:tc>
+          <w:tcPr>
+            <w:tcW w:type="dxa" w:w="2574"/>
+          </w:tcPr>
+          <w:p>
+            <w:pPr>
+              <w:spacing w:before="20" w:after="20"/>
+            </w:pPr>
+            <w:r>
+              <w:t xml:space="preserve">V5</w:t>
+            </w:r>
+          </w:p>
+        </w:tc>
+      </w:tr>
+      <w:tr>
+        <w:tc>
+          <w:tcPr>
+            <w:tcW w:type="dxa" w:w="7025"/>
+          </w:tcPr>
+          <w:p>
+            <w:pPr>
+              <w:spacing w:before="20" w:after="20"/>
+            </w:pPr>
+            <w:r>
+              <w:t xml:space="preserve">Employer un mot dans deux sens différents</w:t>
+            </w:r>
+          </w:p>
+        </w:tc>
+        <w:tc>
+          <w:tcPr>
+            <w:tcW w:type="dxa" w:w="2574"/>
+          </w:tcPr>
+          <w:p>
+            <w:pPr>
+              <w:spacing w:before="20" w:after="20"/>
+            </w:pPr>
+            <w:r>
+              <w:t xml:space="preserve">V6</w:t>
+            </w:r>
+          </w:p>
+        </w:tc>
+      </w:tr>
+    </w:tbl>
+    <w:p/>
+    <w:p>
+      <w:pPr>
+        <w:pStyle w:val="BodyText"/>
+      </w:pPr>
+      <w:r>
+        <w:t xml:space="preserve">Ces contraintes ne sont proposées à un élève qu’une fois la ceinture concernée travaillée.</w:t>
       </w:r>
     </w:p>
     <w:sectPr>

--- a/Documents explicatifs des dispositifs/Dispositif7b_Ecrits_courts_CM1.docx
+++ b/Documents explicatifs des dispositifs/Dispositif7b_Ecrits_courts_CM1.docx
@@ -1094,6 +1094,281 @@
         <w:t xml:space="preserve">Ces contraintes ne sont proposées à un élève qu’une fois la ceinture concernée travaillée.</w:t>
       </w:r>
     </w:p>
+    <w:p>
+      <w:pPr>
+        <w:pStyle w:val="Heading1"/>
+      </w:pPr>
+      <w:r>
+        <w:t xml:space="preserve">En CE2</w:t>
+      </w:r>
+    </w:p>
+    <w:p>
+      <w:pPr>
+        <w:pStyle w:val="BodyText"/>
+      </w:pPr>
+      <w:r>
+        <w:t xml:space="preserve">Les gammes d’écriture gardent leur format (une à cinq phrases, une contrainte du jour). Le programme du cycle 2 en donne un exemple : réécrire une phrase en changeant le sujet ou le temps (La petite fille veut boire un chocolat. → Les petits garçons veulent boire un chocolat. → J’ai voulu boire un chocolat.).</w:t>
+      </w:r>
+    </w:p>
+    <w:tbl>
+      <w:tblPr>
+        <w:tblW w:type="dxa" w:w="9600"/>
+        <w:tblBorders>
+          <w:top w:val="single" w:color="auto" w:sz="4"/>
+          <w:left w:val="single" w:color="auto" w:sz="4"/>
+          <w:bottom w:val="single" w:color="auto" w:sz="4"/>
+          <w:right w:val="single" w:color="auto" w:sz="4"/>
+          <w:insideH w:val="single" w:color="auto" w:sz="4"/>
+          <w:insideV w:val="single" w:color="auto" w:sz="4"/>
+        </w:tblBorders>
+        <w:tblCellMar>
+          <w:left w:w="80" w:type="dxa"/>
+          <w:right w:w="80" w:type="dxa"/>
+        </w:tblCellMar>
+      </w:tblPr>
+      <w:tblGrid>
+        <w:gridCol w:w="6642"/>
+        <w:gridCol w:w="2957"/>
+      </w:tblGrid>
+      <w:tr>
+        <w:trPr>
+          <w:tblHeader/>
+        </w:trPr>
+        <w:tc>
+          <w:tcPr>
+            <w:tcW w:type="dxa" w:w="6642"/>
+            <w:shd w:fill="D9E2F3" w:val="clear"/>
+          </w:tcPr>
+          <w:p>
+            <w:pPr>
+              <w:spacing w:before="20" w:after="20"/>
+            </w:pPr>
+            <w:r>
+              <w:rPr>
+                <w:b/>
+                <w:bCs/>
+              </w:rPr>
+              <w:t xml:space="preserve">Contrainte de la gamme</w:t>
+            </w:r>
+          </w:p>
+        </w:tc>
+        <w:tc>
+          <w:tcPr>
+            <w:tcW w:type="dxa" w:w="2957"/>
+            <w:shd w:fill="D9E2F3" w:val="clear"/>
+          </w:tcPr>
+          <w:p>
+            <w:pPr>
+              <w:spacing w:before="20" w:after="20"/>
+            </w:pPr>
+            <w:r>
+              <w:rPr>
+                <w:b/>
+                <w:bCs/>
+              </w:rPr>
+              <w:t xml:space="preserve">Ceinture CE2</w:t>
+            </w:r>
+          </w:p>
+        </w:tc>
+      </w:tr>
+      <w:tr>
+        <w:tc>
+          <w:tcPr>
+            <w:tcW w:type="dxa" w:w="6642"/>
+          </w:tcPr>
+          <w:p>
+            <w:pPr>
+              <w:spacing w:before="20" w:after="20"/>
+            </w:pPr>
+            <w:r>
+              <w:t xml:space="preserve">Écrire une question, puis la réponse</w:t>
+            </w:r>
+          </w:p>
+        </w:tc>
+        <w:tc>
+          <w:tcPr>
+            <w:tcW w:type="dxa" w:w="2957"/>
+          </w:tcPr>
+          <w:p>
+            <w:pPr>
+              <w:spacing w:before="20" w:after="20"/>
+            </w:pPr>
+            <w:r>
+              <w:t xml:space="preserve">G2</w:t>
+            </w:r>
+          </w:p>
+        </w:tc>
+      </w:tr>
+      <w:tr>
+        <w:tc>
+          <w:tcPr>
+            <w:tcW w:type="dxa" w:w="6642"/>
+          </w:tcPr>
+          <w:p>
+            <w:pPr>
+              <w:spacing w:before="20" w:after="20"/>
+            </w:pPr>
+            <w:r>
+              <w:t xml:space="preserve">Écrire deux répliques d’un dialogue avec des guillemets</w:t>
+            </w:r>
+          </w:p>
+        </w:tc>
+        <w:tc>
+          <w:tcPr>
+            <w:tcW w:type="dxa" w:w="2957"/>
+          </w:tcPr>
+          <w:p>
+            <w:pPr>
+              <w:spacing w:before="20" w:after="20"/>
+            </w:pPr>
+            <w:r>
+              <w:t xml:space="preserve">G2</w:t>
+            </w:r>
+          </w:p>
+        </w:tc>
+      </w:tr>
+      <w:tr>
+        <w:tc>
+          <w:tcPr>
+            <w:tcW w:type="dxa" w:w="6642"/>
+          </w:tcPr>
+          <w:p>
+            <w:pPr>
+              <w:spacing w:before="20" w:after="20"/>
+            </w:pPr>
+            <w:r>
+              <w:t xml:space="preserve">Réécrire une phrase au pluriel</w:t>
+            </w:r>
+          </w:p>
+        </w:tc>
+        <w:tc>
+          <w:tcPr>
+            <w:tcW w:type="dxa" w:w="2957"/>
+          </w:tcPr>
+          <w:p>
+            <w:pPr>
+              <w:spacing w:before="20" w:after="20"/>
+            </w:pPr>
+            <w:r>
+              <w:t xml:space="preserve">G3, G5, G7</w:t>
+            </w:r>
+          </w:p>
+        </w:tc>
+      </w:tr>
+      <w:tr>
+        <w:tc>
+          <w:tcPr>
+            <w:tcW w:type="dxa" w:w="6642"/>
+          </w:tcPr>
+          <w:p>
+            <w:pPr>
+              <w:spacing w:before="20" w:after="20"/>
+            </w:pPr>
+            <w:r>
+              <w:t xml:space="preserve">Enrichir une phrase en ajoutant des mots</w:t>
+            </w:r>
+          </w:p>
+        </w:tc>
+        <w:tc>
+          <w:tcPr>
+            <w:tcW w:type="dxa" w:w="2957"/>
+          </w:tcPr>
+          <w:p>
+            <w:pPr>
+              <w:spacing w:before="20" w:after="20"/>
+            </w:pPr>
+            <w:r>
+              <w:t xml:space="preserve">G6</w:t>
+            </w:r>
+          </w:p>
+        </w:tc>
+      </w:tr>
+      <w:tr>
+        <w:tc>
+          <w:tcPr>
+            <w:tcW w:type="dxa" w:w="6642"/>
+          </w:tcPr>
+          <w:p>
+            <w:pPr>
+              <w:spacing w:before="20" w:after="20"/>
+            </w:pPr>
+            <w:r>
+              <w:t xml:space="preserve">Réécrire une phrase au passé composé ou au futur</w:t>
+            </w:r>
+          </w:p>
+        </w:tc>
+        <w:tc>
+          <w:tcPr>
+            <w:tcW w:type="dxa" w:w="2957"/>
+          </w:tcPr>
+          <w:p>
+            <w:pPr>
+              <w:spacing w:before="20" w:after="20"/>
+            </w:pPr>
+            <w:r>
+              <w:t xml:space="preserve">C2, C4</w:t>
+            </w:r>
+          </w:p>
+        </w:tc>
+      </w:tr>
+      <w:tr>
+        <w:tc>
+          <w:tcPr>
+            <w:tcW w:type="dxa" w:w="6642"/>
+          </w:tcPr>
+          <w:p>
+            <w:pPr>
+              <w:spacing w:before="20" w:after="20"/>
+            </w:pPr>
+            <w:r>
+              <w:t xml:space="preserve">Décrire un objet avec « c’est »</w:t>
+            </w:r>
+          </w:p>
+        </w:tc>
+        <w:tc>
+          <w:tcPr>
+            <w:tcW w:type="dxa" w:w="2957"/>
+          </w:tcPr>
+          <w:p>
+            <w:pPr>
+              <w:spacing w:before="20" w:after="20"/>
+            </w:pPr>
+            <w:r>
+              <w:t xml:space="preserve">H5</w:t>
+            </w:r>
+          </w:p>
+        </w:tc>
+      </w:tr>
+      <w:tr>
+        <w:tc>
+          <w:tcPr>
+            <w:tcW w:type="dxa" w:w="6642"/>
+          </w:tcPr>
+          <w:p>
+            <w:pPr>
+              <w:spacing w:before="20" w:after="20"/>
+            </w:pPr>
+            <w:r>
+              <w:t xml:space="preserve">Employer un mot au sens propre et au sens figuré</w:t>
+            </w:r>
+          </w:p>
+        </w:tc>
+        <w:tc>
+          <w:tcPr>
+            <w:tcW w:type="dxa" w:w="2957"/>
+          </w:tcPr>
+          <w:p>
+            <w:pPr>
+              <w:spacing w:before="20" w:after="20"/>
+            </w:pPr>
+            <w:r>
+              <w:t xml:space="preserve">V6</w:t>
+            </w:r>
+          </w:p>
+        </w:tc>
+      </w:tr>
+    </w:tbl>
+    <w:p/>
     <w:sectPr>
       <w:pgSz w:w="11906" w:h="16838" w:orient="portrait"/>
       <w:pgMar w:top="1440" w:right="1440" w:bottom="1440" w:left="1440" w:header="708" w:footer="708" w:gutter="0"/>

--- a/Documents explicatifs des dispositifs/Dispositif7b_Ecrits_courts_CM1.docx
+++ b/Documents explicatifs des dispositifs/Dispositif7b_Ecrits_courts_CM1.docx
@@ -1307,34 +1307,6 @@
             </w:pPr>
             <w:r>
               <w:t xml:space="preserve">C2, C4</w:t>
-            </w:r>
-          </w:p>
-        </w:tc>
-      </w:tr>
-      <w:tr>
-        <w:tc>
-          <w:tcPr>
-            <w:tcW w:type="dxa" w:w="6642"/>
-          </w:tcPr>
-          <w:p>
-            <w:pPr>
-              <w:spacing w:before="20" w:after="20"/>
-            </w:pPr>
-            <w:r>
-              <w:t xml:space="preserve">Décrire un objet avec « c’est »</w:t>
-            </w:r>
-          </w:p>
-        </w:tc>
-        <w:tc>
-          <w:tcPr>
-            <w:tcW w:type="dxa" w:w="2957"/>
-          </w:tcPr>
-          <w:p>
-            <w:pPr>
-              <w:spacing w:before="20" w:after="20"/>
-            </w:pPr>
-            <w:r>
-              <w:t xml:space="preserve">H5</w:t>
             </w:r>
           </w:p>
         </w:tc>
